--- a/backend/secure-files/portfolios-docx/NMX-29.docx
+++ b/backend/secure-files/portfolios-docx/NMX-29.docx
@@ -1048,6 +1048,62 @@
         <w:t>NMX-29 es el recordatorio de 24 horas en su variante renal, con metodología de pasos múltiples. Sobre la base INTA 2018 evalúa la cobertura de nutrientes con relevancia renal y aporta hojas de trazabilidad y matriz renal. Es la contraparte 'recordatorio' de NMX-22 (registro renal) dentro de la Fase 3, con orientación clínica de apoyo.</w:t>
       </w:r>
     </w:p>
+    <w:p>
+      <w:pPr>
+        <w:keepNext/>
+        <w:spacing w:before="120" w:after="20"/>
+        <w:jc w:val="center"/>
+      </w:pPr>
+      <w:r>
+        <w:drawing>
+          <wp:inline xmlns:a="http://schemas.openxmlformats.org/drawingml/2006/main" xmlns:pic="http://schemas.openxmlformats.org/drawingml/2006/picture">
+            <wp:extent cx="5580000" cy="4311818"/>
+            <wp:docPr id="1" name="Picture 1"/>
+            <wp:cNvGraphicFramePr>
+              <a:graphicFrameLocks noChangeAspect="1"/>
+            </wp:cNvGraphicFramePr>
+            <a:graphic>
+              <a:graphicData uri="http://schemas.openxmlformats.org/drawingml/2006/picture">
+                <pic:pic>
+                  <pic:nvPicPr>
+                    <pic:cNvPr id="0" name="NMX-29_01_INICIO_01.png"/>
+                    <pic:cNvPicPr/>
+                  </pic:nvPicPr>
+                  <pic:blipFill>
+                    <a:blip r:embed="rId10"/>
+                    <a:stretch>
+                      <a:fillRect/>
+                    </a:stretch>
+                  </pic:blipFill>
+                  <pic:spPr>
+                    <a:xfrm>
+                      <a:off x="0" y="0"/>
+                      <a:ext cx="5580000" cy="4311818"/>
+                    </a:xfrm>
+                    <a:prstGeom prst="rect"/>
+                  </pic:spPr>
+                </pic:pic>
+              </a:graphicData>
+            </a:graphic>
+          </wp:inline>
+        </w:drawing>
+      </w:r>
+    </w:p>
+    <w:p>
+      <w:pPr>
+        <w:spacing w:before="0" w:after="160"/>
+        <w:jc w:val="center"/>
+      </w:pPr>
+      <w:r>
+        <w:rPr>
+          <w:rFonts w:ascii="Calibri" w:hAnsi="Calibri"/>
+          <w:b/>
+          <w:color w:val="45565E"/>
+          <w:sz w:val="17"/>
+        </w:rPr>
+        <w:t>Figura 1. Vista inicial (hoja INICIO).</w:t>
+      </w:r>
+    </w:p>
     <w:tbl>
       <w:tblPr>
         <w:tblW w:type="auto" w:w="0"/>
@@ -2058,6 +2114,62 @@
         <w:t>Metas/parámetros renales (CONFIG)</w:t>
       </w:r>
     </w:p>
+    <w:p>
+      <w:pPr>
+        <w:keepNext/>
+        <w:spacing w:before="120" w:after="20"/>
+        <w:jc w:val="center"/>
+      </w:pPr>
+      <w:r>
+        <w:drawing>
+          <wp:inline xmlns:a="http://schemas.openxmlformats.org/drawingml/2006/main" xmlns:pic="http://schemas.openxmlformats.org/drawingml/2006/picture">
+            <wp:extent cx="5580000" cy="4311818"/>
+            <wp:docPr id="2" name="Picture 2"/>
+            <wp:cNvGraphicFramePr>
+              <a:graphicFrameLocks noChangeAspect="1"/>
+            </wp:cNvGraphicFramePr>
+            <a:graphic>
+              <a:graphicData uri="http://schemas.openxmlformats.org/drawingml/2006/picture">
+                <pic:pic>
+                  <pic:nvPicPr>
+                    <pic:cNvPr id="0" name="NMX-29_09_DATOS.png"/>
+                    <pic:cNvPicPr/>
+                  </pic:nvPicPr>
+                  <pic:blipFill>
+                    <a:blip r:embed="rId11"/>
+                    <a:stretch>
+                      <a:fillRect/>
+                    </a:stretch>
+                  </pic:blipFill>
+                  <pic:spPr>
+                    <a:xfrm>
+                      <a:off x="0" y="0"/>
+                      <a:ext cx="5580000" cy="4311818"/>
+                    </a:xfrm>
+                    <a:prstGeom prst="rect"/>
+                  </pic:spPr>
+                </pic:pic>
+              </a:graphicData>
+            </a:graphic>
+          </wp:inline>
+        </w:drawing>
+      </w:r>
+    </w:p>
+    <w:p>
+      <w:pPr>
+        <w:spacing w:before="0" w:after="160"/>
+        <w:jc w:val="center"/>
+      </w:pPr>
+      <w:r>
+        <w:rPr>
+          <w:rFonts w:ascii="Calibri" w:hAnsi="Calibri"/>
+          <w:b/>
+          <w:color w:val="45565E"/>
+          <w:sz w:val="17"/>
+        </w:rPr>
+        <w:t>Figura 2. Pantalla de ingreso de datos.</w:t>
+      </w:r>
+    </w:p>
     <w:tbl>
       <w:tblPr>
         <w:tblW w:type="auto" w:w="0"/>
@@ -2405,6 +2517,62 @@
         </w:tc>
       </w:tr>
     </w:tbl>
+    <w:p>
+      <w:pPr>
+        <w:keepNext/>
+        <w:spacing w:before="120" w:after="20"/>
+        <w:jc w:val="center"/>
+      </w:pPr>
+      <w:r>
+        <w:drawing>
+          <wp:inline xmlns:a="http://schemas.openxmlformats.org/drawingml/2006/main" xmlns:pic="http://schemas.openxmlformats.org/drawingml/2006/picture">
+            <wp:extent cx="5580000" cy="4311818"/>
+            <wp:docPr id="3" name="Picture 3"/>
+            <wp:cNvGraphicFramePr>
+              <a:graphicFrameLocks noChangeAspect="1"/>
+            </wp:cNvGraphicFramePr>
+            <a:graphic>
+              <a:graphicData uri="http://schemas.openxmlformats.org/drawingml/2006/picture">
+                <pic:pic>
+                  <pic:nvPicPr>
+                    <pic:cNvPr id="0" name="NMX-29_05_RESULTADOS_01.png"/>
+                    <pic:cNvPicPr/>
+                  </pic:nvPicPr>
+                  <pic:blipFill>
+                    <a:blip r:embed="rId12"/>
+                    <a:stretch>
+                      <a:fillRect/>
+                    </a:stretch>
+                  </pic:blipFill>
+                  <pic:spPr>
+                    <a:xfrm>
+                      <a:off x="0" y="0"/>
+                      <a:ext cx="5580000" cy="4311818"/>
+                    </a:xfrm>
+                    <a:prstGeom prst="rect"/>
+                  </pic:spPr>
+                </pic:pic>
+              </a:graphicData>
+            </a:graphic>
+          </wp:inline>
+        </w:drawing>
+      </w:r>
+    </w:p>
+    <w:p>
+      <w:pPr>
+        <w:spacing w:before="0" w:after="160"/>
+        <w:jc w:val="center"/>
+      </w:pPr>
+      <w:r>
+        <w:rPr>
+          <w:rFonts w:ascii="Calibri" w:hAnsi="Calibri"/>
+          <w:b/>
+          <w:color w:val="45565E"/>
+          <w:sz w:val="17"/>
+        </w:rPr>
+        <w:t>Figura 3. Visualización de resultados.</w:t>
+      </w:r>
+    </w:p>
     <w:tbl>
       <w:tblPr>
         <w:tblW w:type="auto" w:w="0"/>
@@ -3065,6 +3233,62 @@
         </w:tc>
       </w:tr>
     </w:tbl>
+    <w:p>
+      <w:pPr>
+        <w:keepNext/>
+        <w:spacing w:before="120" w:after="20"/>
+        <w:jc w:val="center"/>
+      </w:pPr>
+      <w:r>
+        <w:drawing>
+          <wp:inline xmlns:a="http://schemas.openxmlformats.org/drawingml/2006/main" xmlns:pic="http://schemas.openxmlformats.org/drawingml/2006/picture">
+            <wp:extent cx="5580000" cy="4311818"/>
+            <wp:docPr id="4" name="Picture 4"/>
+            <wp:cNvGraphicFramePr>
+              <a:graphicFrameLocks noChangeAspect="1"/>
+            </wp:cNvGraphicFramePr>
+            <a:graphic>
+              <a:graphicData uri="http://schemas.openxmlformats.org/drawingml/2006/picture">
+                <pic:pic>
+                  <pic:nvPicPr>
+                    <pic:cNvPr id="0" name="NMX-29_08_FUENTES.png"/>
+                    <pic:cNvPicPr/>
+                  </pic:nvPicPr>
+                  <pic:blipFill>
+                    <a:blip r:embed="rId13"/>
+                    <a:stretch>
+                      <a:fillRect/>
+                    </a:stretch>
+                  </pic:blipFill>
+                  <pic:spPr>
+                    <a:xfrm>
+                      <a:off x="0" y="0"/>
+                      <a:ext cx="5580000" cy="4311818"/>
+                    </a:xfrm>
+                    <a:prstGeom prst="rect"/>
+                  </pic:spPr>
+                </pic:pic>
+              </a:graphicData>
+            </a:graphic>
+          </wp:inline>
+        </w:drawing>
+      </w:r>
+    </w:p>
+    <w:p>
+      <w:pPr>
+        <w:spacing w:before="0" w:after="160"/>
+        <w:jc w:val="center"/>
+      </w:pPr>
+      <w:r>
+        <w:rPr>
+          <w:rFonts w:ascii="Calibri" w:hAnsi="Calibri"/>
+          <w:b/>
+          <w:color w:val="45565E"/>
+          <w:sz w:val="17"/>
+        </w:rPr>
+        <w:t>Figura 4. Fuentes y trazabilidad.</w:t>
+      </w:r>
+    </w:p>
     <w:tbl>
       <w:tblPr>
         <w:tblW w:type="auto" w:w="0"/>
@@ -3503,32 +3727,129 @@
     </w:p>
     <w:p>
       <w:pPr>
-        <w:spacing w:before="40" w:after="40" w:line="276" w:lineRule="auto"/>
+        <w:keepNext/>
+        <w:spacing w:before="120" w:after="20"/>
+        <w:jc w:val="center"/>
+      </w:pPr>
+      <w:r>
+        <w:drawing>
+          <wp:inline xmlns:a="http://schemas.openxmlformats.org/drawingml/2006/main" xmlns:pic="http://schemas.openxmlformats.org/drawingml/2006/picture">
+            <wp:extent cx="5580000" cy="4311818"/>
+            <wp:docPr id="5" name="Picture 5"/>
+            <wp:cNvGraphicFramePr>
+              <a:graphicFrameLocks noChangeAspect="1"/>
+            </wp:cNvGraphicFramePr>
+            <a:graphic>
+              <a:graphicData uri="http://schemas.openxmlformats.org/drawingml/2006/picture">
+                <pic:pic>
+                  <pic:nvPicPr>
+                    <pic:cNvPr id="0" name="NMX-29_01_INICIO_02.png"/>
+                    <pic:cNvPicPr/>
+                  </pic:nvPicPr>
+                  <pic:blipFill>
+                    <a:blip r:embed="rId14"/>
+                    <a:stretch>
+                      <a:fillRect/>
+                    </a:stretch>
+                  </pic:blipFill>
+                  <pic:spPr>
+                    <a:xfrm>
+                      <a:off x="0" y="0"/>
+                      <a:ext cx="5580000" cy="4311818"/>
+                    </a:xfrm>
+                    <a:prstGeom prst="rect"/>
+                  </pic:spPr>
+                </pic:pic>
+              </a:graphicData>
+            </a:graphic>
+          </wp:inline>
+        </w:drawing>
+      </w:r>
+    </w:p>
+    <w:p>
+      <w:pPr>
+        <w:spacing w:before="0" w:after="160"/>
+        <w:jc w:val="center"/>
       </w:pPr>
       <w:r>
         <w:rPr>
           <w:rFonts w:ascii="Calibri" w:hAnsi="Calibri"/>
           <w:b/>
-          <w:i w:val="0"/>
-          <w:color w:val="C08A2B"/>
-          <w:sz w:val="20"/>
+          <w:color w:val="45565E"/>
+          <w:sz w:val="17"/>
         </w:rPr>
-        <w:t>CAPTURA_NO_GENERADA_POR_LIMITACIÓN_DEL_ENTORNO.</w:t>
+        <w:t>Figura 5. Vista inicial (hoja INICIO).</w:t>
       </w:r>
     </w:p>
     <w:p>
       <w:pPr>
-        <w:spacing w:before="40" w:after="80" w:line="276" w:lineRule="auto"/>
+        <w:keepNext/>
+        <w:spacing w:before="120" w:after="20"/>
+        <w:jc w:val="center"/>
+      </w:pPr>
+      <w:r>
+        <w:drawing>
+          <wp:inline xmlns:a="http://schemas.openxmlformats.org/drawingml/2006/main" xmlns:pic="http://schemas.openxmlformats.org/drawingml/2006/picture">
+            <wp:extent cx="5580000" cy="4311818"/>
+            <wp:docPr id="6" name="Picture 6"/>
+            <wp:cNvGraphicFramePr>
+              <a:graphicFrameLocks noChangeAspect="1"/>
+            </wp:cNvGraphicFramePr>
+            <a:graphic>
+              <a:graphicData uri="http://schemas.openxmlformats.org/drawingml/2006/picture">
+                <pic:pic>
+                  <pic:nvPicPr>
+                    <pic:cNvPr id="0" name="NMX-29_05_RESULTADOS_02.png"/>
+                    <pic:cNvPicPr/>
+                  </pic:nvPicPr>
+                  <pic:blipFill>
+                    <a:blip r:embed="rId15"/>
+                    <a:stretch>
+                      <a:fillRect/>
+                    </a:stretch>
+                  </pic:blipFill>
+                  <pic:spPr>
+                    <a:xfrm>
+                      <a:off x="0" y="0"/>
+                      <a:ext cx="5580000" cy="4311818"/>
+                    </a:xfrm>
+                    <a:prstGeom prst="rect"/>
+                  </pic:spPr>
+                </pic:pic>
+              </a:graphicData>
+            </a:graphic>
+          </wp:inline>
+        </w:drawing>
+      </w:r>
+    </w:p>
+    <w:p>
+      <w:pPr>
+        <w:spacing w:before="0" w:after="160"/>
+        <w:jc w:val="center"/>
       </w:pPr>
       <w:r>
         <w:rPr>
           <w:rFonts w:ascii="Calibri" w:hAnsi="Calibri"/>
-          <w:b w:val="0"/>
-          <w:i w:val="0"/>
+          <w:b/>
           <w:color w:val="45565E"/>
-          <w:sz w:val="19"/>
+          <w:sz w:val="17"/>
         </w:rPr>
-        <w:t>El entorno de generación de este portafolio no renderiza de forma fiel el archivo XLSX original, por lo que no se incluyen capturas simuladas. Las hojas reales del libro pueden abrirse en Microsoft Excel según la compatibilidad indicada.</w:t>
+        <w:t>Figura 6. Visualización de resultados.</w:t>
+      </w:r>
+    </w:p>
+    <w:p>
+      <w:pPr>
+        <w:spacing w:after="120"/>
+        <w:jc w:val="center"/>
+      </w:pPr>
+      <w:r>
+        <w:rPr>
+          <w:rFonts w:ascii="Calibri" w:hAnsi="Calibri"/>
+          <w:i/>
+          <w:color w:val="45565E"/>
+          <w:sz w:val="15"/>
+        </w:rPr>
+        <w:t>Captura real del archivo Excel NUTRIMETRÍA correspondiente al producto.</w:t>
       </w:r>
     </w:p>
     <w:tbl>
